--- a/26-27/Proforma Invoice/Final Letterhead Format.docx
+++ b/26-27/Proforma Invoice/Final Letterhead Format.docx
@@ -266,7 +266,7 @@
               </wp:anchor>
             </w:drawing>
           </mc:Choice>
-          <mc:Fallback xmlns:w16se="http://schemas.microsoft.com/office/word/2015/wordml/symex" xmlns:w16cid="http://schemas.microsoft.com/office/word/2016/wordml/cid" xmlns:am3d="http://schemas.microsoft.com/office/drawing/2017/model3d" xmlns:aink="http://schemas.microsoft.com/office/drawing/2016/ink" xmlns:cx8="http://schemas.microsoft.com/office/drawing/2016/5/14/chartex" xmlns:cx7="http://schemas.microsoft.com/office/drawing/2016/5/13/chartex" xmlns:cx6="http://schemas.microsoft.com/office/drawing/2016/5/12/chartex" xmlns:cx5="http://schemas.microsoft.com/office/drawing/2016/5/11/chartex" xmlns:cx4="http://schemas.microsoft.com/office/drawing/2016/5/10/chartex" xmlns:cx3="http://schemas.microsoft.com/office/drawing/2016/5/9/chartex" xmlns:cx2="http://schemas.microsoft.com/office/drawing/2015/10/21/chartex" xmlns:cx1="http://schemas.microsoft.com/office/drawing/2015/9/8/chartex" xmlns:cx="http://schemas.microsoft.com/office/drawing/2014/chartex">
+          <mc:Fallback xmlns:cx="http://schemas.microsoft.com/office/drawing/2014/chartex" xmlns:cx1="http://schemas.microsoft.com/office/drawing/2015/9/8/chartex" xmlns:cx2="http://schemas.microsoft.com/office/drawing/2015/10/21/chartex" xmlns:cx3="http://schemas.microsoft.com/office/drawing/2016/5/9/chartex" xmlns:cx4="http://schemas.microsoft.com/office/drawing/2016/5/10/chartex" xmlns:cx5="http://schemas.microsoft.com/office/drawing/2016/5/11/chartex" xmlns:cx6="http://schemas.microsoft.com/office/drawing/2016/5/12/chartex" xmlns:cx7="http://schemas.microsoft.com/office/drawing/2016/5/13/chartex" xmlns:cx8="http://schemas.microsoft.com/office/drawing/2016/5/14/chartex" xmlns:aink="http://schemas.microsoft.com/office/drawing/2016/ink" xmlns:am3d="http://schemas.microsoft.com/office/drawing/2017/model3d" xmlns:w16cid="http://schemas.microsoft.com/office/word/2016/wordml/cid" xmlns:w16se="http://schemas.microsoft.com/office/word/2015/wordml/symex">
             <w:pict>
               <v:shapetype w14:anchorId="5AD47CD9" id="_x0000_t202" coordsize="21600,21600" o:spt="202" path="m,l,21600r21600,l21600,xe">
                 <v:stroke joinstyle="miter"/>
@@ -418,7 +418,7 @@
               </wp:anchor>
             </w:drawing>
           </mc:Choice>
-          <mc:Fallback xmlns:w16se="http://schemas.microsoft.com/office/word/2015/wordml/symex" xmlns:w16cid="http://schemas.microsoft.com/office/word/2016/wordml/cid" xmlns:am3d="http://schemas.microsoft.com/office/drawing/2017/model3d" xmlns:aink="http://schemas.microsoft.com/office/drawing/2016/ink" xmlns:cx8="http://schemas.microsoft.com/office/drawing/2016/5/14/chartex" xmlns:cx7="http://schemas.microsoft.com/office/drawing/2016/5/13/chartex" xmlns:cx6="http://schemas.microsoft.com/office/drawing/2016/5/12/chartex" xmlns:cx5="http://schemas.microsoft.com/office/drawing/2016/5/11/chartex" xmlns:cx4="http://schemas.microsoft.com/office/drawing/2016/5/10/chartex" xmlns:cx3="http://schemas.microsoft.com/office/drawing/2016/5/9/chartex" xmlns:cx2="http://schemas.microsoft.com/office/drawing/2015/10/21/chartex" xmlns:cx1="http://schemas.microsoft.com/office/drawing/2015/9/8/chartex" xmlns:cx="http://schemas.microsoft.com/office/drawing/2014/chartex">
+          <mc:Fallback xmlns:cx="http://schemas.microsoft.com/office/drawing/2014/chartex" xmlns:cx1="http://schemas.microsoft.com/office/drawing/2015/9/8/chartex" xmlns:cx2="http://schemas.microsoft.com/office/drawing/2015/10/21/chartex" xmlns:cx3="http://schemas.microsoft.com/office/drawing/2016/5/9/chartex" xmlns:cx4="http://schemas.microsoft.com/office/drawing/2016/5/10/chartex" xmlns:cx5="http://schemas.microsoft.com/office/drawing/2016/5/11/chartex" xmlns:cx6="http://schemas.microsoft.com/office/drawing/2016/5/12/chartex" xmlns:cx7="http://schemas.microsoft.com/office/drawing/2016/5/13/chartex" xmlns:cx8="http://schemas.microsoft.com/office/drawing/2016/5/14/chartex" xmlns:aink="http://schemas.microsoft.com/office/drawing/2016/ink" xmlns:am3d="http://schemas.microsoft.com/office/drawing/2017/model3d" xmlns:w16cid="http://schemas.microsoft.com/office/word/2016/wordml/cid" xmlns:w16se="http://schemas.microsoft.com/office/word/2015/wordml/symex">
             <w:pict>
               <v:shape w14:anchorId="657A5068" id="Text Box 10" o:spid="_x0000_s1027" type="#_x0000_t202" style="position:absolute;margin-left:380.25pt;margin-top:-93.65pt;width:159.75pt;height:21.75pt;z-index:251674624;visibility:visible;mso-wrap-style:square;mso-width-percent:0;mso-height-percent:0;mso-wrap-distance-left:9pt;mso-wrap-distance-top:0;mso-wrap-distance-right:9pt;mso-wrap-distance-bottom:0;mso-position-horizontal:absolute;mso-position-horizontal-relative:text;mso-position-vertical:absolute;mso-position-vertical-relative:text;mso-width-percent:0;mso-height-percent:0;mso-width-relative:margin;mso-height-relative:margin;v-text-anchor:top" o:gfxdata="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" filled="f" stroked="f" strokeweight=".5pt">
                 <v:textbox>
@@ -540,7 +540,7 @@
               </wp:anchor>
             </w:drawing>
           </mc:Choice>
-          <mc:Fallback xmlns:w16se="http://schemas.microsoft.com/office/word/2015/wordml/symex" xmlns:w16cid="http://schemas.microsoft.com/office/word/2016/wordml/cid" xmlns:am3d="http://schemas.microsoft.com/office/drawing/2017/model3d" xmlns:aink="http://schemas.microsoft.com/office/drawing/2016/ink" xmlns:cx8="http://schemas.microsoft.com/office/drawing/2016/5/14/chartex" xmlns:cx7="http://schemas.microsoft.com/office/drawing/2016/5/13/chartex" xmlns:cx6="http://schemas.microsoft.com/office/drawing/2016/5/12/chartex" xmlns:cx5="http://schemas.microsoft.com/office/drawing/2016/5/11/chartex" xmlns:cx4="http://schemas.microsoft.com/office/drawing/2016/5/10/chartex" xmlns:cx3="http://schemas.microsoft.com/office/drawing/2016/5/9/chartex" xmlns:cx2="http://schemas.microsoft.com/office/drawing/2015/10/21/chartex" xmlns:cx1="http://schemas.microsoft.com/office/drawing/2015/9/8/chartex" xmlns:cx="http://schemas.microsoft.com/office/drawing/2014/chartex">
+          <mc:Fallback xmlns:cx="http://schemas.microsoft.com/office/drawing/2014/chartex" xmlns:cx1="http://schemas.microsoft.com/office/drawing/2015/9/8/chartex" xmlns:cx2="http://schemas.microsoft.com/office/drawing/2015/10/21/chartex" xmlns:cx3="http://schemas.microsoft.com/office/drawing/2016/5/9/chartex" xmlns:cx4="http://schemas.microsoft.com/office/drawing/2016/5/10/chartex" xmlns:cx5="http://schemas.microsoft.com/office/drawing/2016/5/11/chartex" xmlns:cx6="http://schemas.microsoft.com/office/drawing/2016/5/12/chartex" xmlns:cx7="http://schemas.microsoft.com/office/drawing/2016/5/13/chartex" xmlns:cx8="http://schemas.microsoft.com/office/drawing/2016/5/14/chartex" xmlns:aink="http://schemas.microsoft.com/office/drawing/2016/ink" xmlns:am3d="http://schemas.microsoft.com/office/drawing/2017/model3d" xmlns:w16cid="http://schemas.microsoft.com/office/word/2016/wordml/cid" xmlns:w16se="http://schemas.microsoft.com/office/word/2015/wordml/symex">
             <w:pict>
               <v:shape w14:anchorId="0834A083" id="Text Box 4" o:spid="_x0000_s1028" type="#_x0000_t202" style="position:absolute;margin-left:61.5pt;margin-top:-94.4pt;width:298.5pt;height:43.5pt;z-index:251659264;visibility:visible;mso-wrap-style:square;mso-width-percent:0;mso-height-percent:0;mso-wrap-distance-left:9pt;mso-wrap-distance-top:0;mso-wrap-distance-right:9pt;mso-wrap-distance-bottom:0;mso-position-horizontal:absolute;mso-position-horizontal-relative:text;mso-position-vertical:absolute;mso-position-vertical-relative:text;mso-width-percent:0;mso-height-percent:0;mso-width-relative:margin;mso-height-relative:margin;v-text-anchor:top" o:gfxdata="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" filled="f" stroked="f" strokeweight=".5pt">
                 <v:textbox>
@@ -653,7 +653,7 @@
               </wp:anchor>
             </w:drawing>
           </mc:Choice>
-          <mc:Fallback xmlns:w16se="http://schemas.microsoft.com/office/word/2015/wordml/symex" xmlns:w16cid="http://schemas.microsoft.com/office/word/2016/wordml/cid" xmlns:am3d="http://schemas.microsoft.com/office/drawing/2017/model3d" xmlns:aink="http://schemas.microsoft.com/office/drawing/2016/ink" xmlns:cx8="http://schemas.microsoft.com/office/drawing/2016/5/14/chartex" xmlns:cx7="http://schemas.microsoft.com/office/drawing/2016/5/13/chartex" xmlns:cx6="http://schemas.microsoft.com/office/drawing/2016/5/12/chartex" xmlns:cx5="http://schemas.microsoft.com/office/drawing/2016/5/11/chartex" xmlns:cx4="http://schemas.microsoft.com/office/drawing/2016/5/10/chartex" xmlns:cx3="http://schemas.microsoft.com/office/drawing/2016/5/9/chartex" xmlns:cx2="http://schemas.microsoft.com/office/drawing/2015/10/21/chartex" xmlns:cx1="http://schemas.microsoft.com/office/drawing/2015/9/8/chartex" xmlns:cx="http://schemas.microsoft.com/office/drawing/2014/chartex">
+          <mc:Fallback xmlns:cx="http://schemas.microsoft.com/office/drawing/2014/chartex" xmlns:cx1="http://schemas.microsoft.com/office/drawing/2015/9/8/chartex" xmlns:cx2="http://schemas.microsoft.com/office/drawing/2015/10/21/chartex" xmlns:cx3="http://schemas.microsoft.com/office/drawing/2016/5/9/chartex" xmlns:cx4="http://schemas.microsoft.com/office/drawing/2016/5/10/chartex" xmlns:cx5="http://schemas.microsoft.com/office/drawing/2016/5/11/chartex" xmlns:cx6="http://schemas.microsoft.com/office/drawing/2016/5/12/chartex" xmlns:cx7="http://schemas.microsoft.com/office/drawing/2016/5/13/chartex" xmlns:cx8="http://schemas.microsoft.com/office/drawing/2016/5/14/chartex" xmlns:aink="http://schemas.microsoft.com/office/drawing/2016/ink" xmlns:am3d="http://schemas.microsoft.com/office/drawing/2017/model3d" xmlns:w16cid="http://schemas.microsoft.com/office/word/2016/wordml/cid" xmlns:w16se="http://schemas.microsoft.com/office/word/2015/wordml/symex">
             <w:pict>
               <v:shape w14:anchorId="6BE115BC" id="Text Box 7" o:spid="_x0000_s1029" type="#_x0000_t202" style="position:absolute;margin-left:371.25pt;margin-top:-66.65pt;width:150pt;height:18.3pt;z-index:251669504;visibility:visible;mso-wrap-style:square;mso-width-percent:0;mso-height-percent:0;mso-wrap-distance-left:9pt;mso-wrap-distance-top:0;mso-wrap-distance-right:9pt;mso-wrap-distance-bottom:0;mso-position-horizontal:absolute;mso-position-horizontal-relative:text;mso-position-vertical:absolute;mso-position-vertical-relative:text;mso-width-percent:0;mso-height-percent:0;mso-width-relative:margin;mso-height-relative:margin;v-text-anchor:top" o:gfxdata="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" filled="f" stroked="f" strokeweight=".5pt">
                 <v:textbox>
@@ -889,7 +889,7 @@
               </wp:anchor>
             </w:drawing>
           </mc:Choice>
-          <mc:Fallback xmlns:w16se="http://schemas.microsoft.com/office/word/2015/wordml/symex" xmlns:w16cid="http://schemas.microsoft.com/office/word/2016/wordml/cid" xmlns:am3d="http://schemas.microsoft.com/office/drawing/2017/model3d" xmlns:aink="http://schemas.microsoft.com/office/drawing/2016/ink" xmlns:cx8="http://schemas.microsoft.com/office/drawing/2016/5/14/chartex" xmlns:cx7="http://schemas.microsoft.com/office/drawing/2016/5/13/chartex" xmlns:cx6="http://schemas.microsoft.com/office/drawing/2016/5/12/chartex" xmlns:cx5="http://schemas.microsoft.com/office/drawing/2016/5/11/chartex" xmlns:cx4="http://schemas.microsoft.com/office/drawing/2016/5/10/chartex" xmlns:cx3="http://schemas.microsoft.com/office/drawing/2016/5/9/chartex" xmlns:cx2="http://schemas.microsoft.com/office/drawing/2015/10/21/chartex" xmlns:cx1="http://schemas.microsoft.com/office/drawing/2015/9/8/chartex" xmlns:cx="http://schemas.microsoft.com/office/drawing/2014/chartex">
+          <mc:Fallback xmlns:cx="http://schemas.microsoft.com/office/drawing/2014/chartex" xmlns:cx1="http://schemas.microsoft.com/office/drawing/2015/9/8/chartex" xmlns:cx2="http://schemas.microsoft.com/office/drawing/2015/10/21/chartex" xmlns:cx3="http://schemas.microsoft.com/office/drawing/2016/5/9/chartex" xmlns:cx4="http://schemas.microsoft.com/office/drawing/2016/5/10/chartex" xmlns:cx5="http://schemas.microsoft.com/office/drawing/2016/5/11/chartex" xmlns:cx6="http://schemas.microsoft.com/office/drawing/2016/5/12/chartex" xmlns:cx7="http://schemas.microsoft.com/office/drawing/2016/5/13/chartex" xmlns:cx8="http://schemas.microsoft.com/office/drawing/2016/5/14/chartex" xmlns:aink="http://schemas.microsoft.com/office/drawing/2016/ink" xmlns:am3d="http://schemas.microsoft.com/office/drawing/2017/model3d" xmlns:w16cid="http://schemas.microsoft.com/office/word/2016/wordml/cid" xmlns:w16se="http://schemas.microsoft.com/office/word/2015/wordml/symex">
             <w:pict>
               <v:shape w14:anchorId="199C575C" id="Text Box 9" o:spid="_x0000_s1030" type="#_x0000_t202" style="position:absolute;margin-left:373.5pt;margin-top:-38.15pt;width:150pt;height:28.5pt;z-index:251673600;visibility:visible;mso-wrap-style:square;mso-width-percent:0;mso-height-percent:0;mso-wrap-distance-left:9pt;mso-wrap-distance-top:0;mso-wrap-distance-right:9pt;mso-wrap-distance-bottom:0;mso-position-horizontal:absolute;mso-position-horizontal-relative:text;mso-position-vertical:absolute;mso-position-vertical-relative:text;mso-width-percent:0;mso-height-percent:0;mso-width-relative:margin;mso-height-relative:margin;v-text-anchor:top" o:gfxdata="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" filled="f" stroked="f" strokeweight=".5pt">
                 <v:textbox>
@@ -999,7 +999,7 @@
               </wp:anchor>
             </w:drawing>
           </mc:Choice>
-          <mc:Fallback xmlns:w16se="http://schemas.microsoft.com/office/word/2015/wordml/symex" xmlns:w16cid="http://schemas.microsoft.com/office/word/2016/wordml/cid" xmlns:am3d="http://schemas.microsoft.com/office/drawing/2017/model3d" xmlns:aink="http://schemas.microsoft.com/office/drawing/2016/ink" xmlns:cx8="http://schemas.microsoft.com/office/drawing/2016/5/14/chartex" xmlns:cx7="http://schemas.microsoft.com/office/drawing/2016/5/13/chartex" xmlns:cx6="http://schemas.microsoft.com/office/drawing/2016/5/12/chartex" xmlns:cx5="http://schemas.microsoft.com/office/drawing/2016/5/11/chartex" xmlns:cx4="http://schemas.microsoft.com/office/drawing/2016/5/10/chartex" xmlns:cx3="http://schemas.microsoft.com/office/drawing/2016/5/9/chartex" xmlns:cx2="http://schemas.microsoft.com/office/drawing/2015/10/21/chartex" xmlns:cx1="http://schemas.microsoft.com/office/drawing/2015/9/8/chartex" xmlns:cx="http://schemas.microsoft.com/office/drawing/2014/chartex">
+          <mc:Fallback xmlns:cx="http://schemas.microsoft.com/office/drawing/2014/chartex" xmlns:cx1="http://schemas.microsoft.com/office/drawing/2015/9/8/chartex" xmlns:cx2="http://schemas.microsoft.com/office/drawing/2015/10/21/chartex" xmlns:cx3="http://schemas.microsoft.com/office/drawing/2016/5/9/chartex" xmlns:cx4="http://schemas.microsoft.com/office/drawing/2016/5/10/chartex" xmlns:cx5="http://schemas.microsoft.com/office/drawing/2016/5/11/chartex" xmlns:cx6="http://schemas.microsoft.com/office/drawing/2016/5/12/chartex" xmlns:cx7="http://schemas.microsoft.com/office/drawing/2016/5/13/chartex" xmlns:cx8="http://schemas.microsoft.com/office/drawing/2016/5/14/chartex" xmlns:aink="http://schemas.microsoft.com/office/drawing/2016/ink" xmlns:am3d="http://schemas.microsoft.com/office/drawing/2017/model3d" xmlns:w16cid="http://schemas.microsoft.com/office/word/2016/wordml/cid" xmlns:w16se="http://schemas.microsoft.com/office/word/2015/wordml/symex">
             <w:pict>
               <v:shape w14:anchorId="54F4EFEC" id="Text Box 8" o:spid="_x0000_s1031" type="#_x0000_t202" style="position:absolute;margin-left:374.25pt;margin-top:-53.15pt;width:150pt;height:28.5pt;z-index:251671552;visibility:visible;mso-wrap-style:square;mso-width-percent:0;mso-height-percent:0;mso-wrap-distance-left:9pt;mso-wrap-distance-top:0;mso-wrap-distance-right:9pt;mso-wrap-distance-bottom:0;mso-position-horizontal:absolute;mso-position-horizontal-relative:text;mso-position-vertical:absolute;mso-position-vertical-relative:text;mso-width-percent:0;mso-height-percent:0;mso-width-relative:margin;mso-height-relative:margin;v-text-anchor:top" o:gfxdata="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" filled="f" stroked="f" strokeweight=".5pt">
                 <v:textbox>
@@ -1240,7 +1240,7 @@
               </wp:anchor>
             </w:drawing>
           </mc:Choice>
-          <mc:Fallback xmlns:w16se="http://schemas.microsoft.com/office/word/2015/wordml/symex" xmlns:w16cid="http://schemas.microsoft.com/office/word/2016/wordml/cid" xmlns:am3d="http://schemas.microsoft.com/office/drawing/2017/model3d" xmlns:aink="http://schemas.microsoft.com/office/drawing/2016/ink" xmlns:cx8="http://schemas.microsoft.com/office/drawing/2016/5/14/chartex" xmlns:cx7="http://schemas.microsoft.com/office/drawing/2016/5/13/chartex" xmlns:cx6="http://schemas.microsoft.com/office/drawing/2016/5/12/chartex" xmlns:cx5="http://schemas.microsoft.com/office/drawing/2016/5/11/chartex" xmlns:cx4="http://schemas.microsoft.com/office/drawing/2016/5/10/chartex" xmlns:cx3="http://schemas.microsoft.com/office/drawing/2016/5/9/chartex" xmlns:cx2="http://schemas.microsoft.com/office/drawing/2015/10/21/chartex" xmlns:cx1="http://schemas.microsoft.com/office/drawing/2015/9/8/chartex" xmlns:cx="http://schemas.microsoft.com/office/drawing/2014/chartex">
+          <mc:Fallback xmlns:cx="http://schemas.microsoft.com/office/drawing/2014/chartex" xmlns:cx1="http://schemas.microsoft.com/office/drawing/2015/9/8/chartex" xmlns:cx2="http://schemas.microsoft.com/office/drawing/2015/10/21/chartex" xmlns:cx3="http://schemas.microsoft.com/office/drawing/2016/5/9/chartex" xmlns:cx4="http://schemas.microsoft.com/office/drawing/2016/5/10/chartex" xmlns:cx5="http://schemas.microsoft.com/office/drawing/2016/5/11/chartex" xmlns:cx6="http://schemas.microsoft.com/office/drawing/2016/5/12/chartex" xmlns:cx7="http://schemas.microsoft.com/office/drawing/2016/5/13/chartex" xmlns:cx8="http://schemas.microsoft.com/office/drawing/2016/5/14/chartex" xmlns:aink="http://schemas.microsoft.com/office/drawing/2016/ink" xmlns:am3d="http://schemas.microsoft.com/office/drawing/2017/model3d" xmlns:w16cid="http://schemas.microsoft.com/office/word/2016/wordml/cid" xmlns:w16se="http://schemas.microsoft.com/office/word/2015/wordml/symex">
             <w:pict>
               <v:shape w14:anchorId="539A053F" id="Text Box 5" o:spid="_x0000_s1032" type="#_x0000_t202" style="position:absolute;margin-left:-30.75pt;margin-top:-19.4pt;width:516pt;height:22.5pt;z-index:251662336;visibility:visible;mso-wrap-style:square;mso-width-percent:0;mso-height-percent:0;mso-wrap-distance-left:9pt;mso-wrap-distance-top:0;mso-wrap-distance-right:9pt;mso-wrap-distance-bottom:0;mso-position-horizontal:absolute;mso-position-horizontal-relative:text;mso-position-vertical:absolute;mso-position-vertical-relative:text;mso-width-percent:0;mso-height-percent:0;mso-width-relative:margin;mso-height-relative:margin;v-text-anchor:top" o:gfxdata="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" filled="f" stroked="f" strokeweight=".5pt">
                 <v:textbox>
@@ -1342,24 +1342,24 @@
         <w:ind w:left="-709"/>
         <w:jc w:val="center"/>
       </w:pPr>
+      <w:bookmarkStart w:id="0" w:name="_GoBack"/>
+      <w:bookmarkEnd w:id="0"/>
     </w:p>
     <w:p>
       <w:pPr>
         <w:ind w:left="-709"/>
         <w:jc w:val="center"/>
       </w:pPr>
-      <w:bookmarkStart w:id="0" w:name="_GoBack"/>
-      <w:bookmarkEnd w:id="0"/>
       <w:r>
         <w:rPr>
           <w:noProof/>
           <w:lang w:eastAsia="en-IN"/>
         </w:rPr>
         <w:drawing>
-          <wp:inline distT="0" distB="0" distL="0" distR="0" wp14:anchorId="260B205E" wp14:editId="1F3266A0">
-            <wp:extent cx="6533802" cy="7067550"/>
-            <wp:effectExtent l="0" t="0" r="635" b="0"/>
-            <wp:docPr id="18" name="Picture 18"/>
+          <wp:inline distT="0" distB="0" distL="0" distR="0" wp14:anchorId="5CAF6D81" wp14:editId="5481B40F">
+            <wp:extent cx="6555889" cy="7848600"/>
+            <wp:effectExtent l="0" t="0" r="0" b="0"/>
+            <wp:docPr id="19" name="Picture 19"/>
             <wp:cNvGraphicFramePr>
               <a:graphicFrameLocks xmlns:a="http://schemas.openxmlformats.org/drawingml/2006/main" noChangeAspect="1"/>
             </wp:cNvGraphicFramePr>
@@ -1367,7 +1367,7 @@
               <a:graphicData uri="http://schemas.openxmlformats.org/drawingml/2006/picture">
                 <pic:pic xmlns:pic="http://schemas.openxmlformats.org/drawingml/2006/picture">
                   <pic:nvPicPr>
-                    <pic:cNvPr id="0" name="Picture 2"/>
+                    <pic:cNvPr id="0" name="Picture 3"/>
                     <pic:cNvPicPr>
                       <a:picLocks noChangeAspect="1" noChangeArrowheads="1"/>
                     </pic:cNvPicPr>
@@ -1388,7 +1388,7 @@
                   <pic:spPr bwMode="auto">
                     <a:xfrm>
                       <a:off x="0" y="0"/>
-                      <a:ext cx="6539619" cy="7073842"/>
+                      <a:ext cx="6561589" cy="7855424"/>
                     </a:xfrm>
                     <a:prstGeom prst="rect">
                       <a:avLst/>
@@ -1523,7 +1523,7 @@
             </wp:anchor>
           </w:drawing>
         </mc:Choice>
-        <mc:Fallback xmlns:w16se="http://schemas.microsoft.com/office/word/2015/wordml/symex" xmlns:w16cid="http://schemas.microsoft.com/office/word/2016/wordml/cid" xmlns:am3d="http://schemas.microsoft.com/office/drawing/2017/model3d" xmlns:aink="http://schemas.microsoft.com/office/drawing/2016/ink" xmlns:cx8="http://schemas.microsoft.com/office/drawing/2016/5/14/chartex" xmlns:cx7="http://schemas.microsoft.com/office/drawing/2016/5/13/chartex" xmlns:cx6="http://schemas.microsoft.com/office/drawing/2016/5/12/chartex" xmlns:cx5="http://schemas.microsoft.com/office/drawing/2016/5/11/chartex" xmlns:cx4="http://schemas.microsoft.com/office/drawing/2016/5/10/chartex" xmlns:cx3="http://schemas.microsoft.com/office/drawing/2016/5/9/chartex" xmlns:cx2="http://schemas.microsoft.com/office/drawing/2015/10/21/chartex" xmlns:cx1="http://schemas.microsoft.com/office/drawing/2015/9/8/chartex" xmlns:cx="http://schemas.microsoft.com/office/drawing/2014/chartex">
+        <mc:Fallback xmlns:cx="http://schemas.microsoft.com/office/drawing/2014/chartex" xmlns:cx1="http://schemas.microsoft.com/office/drawing/2015/9/8/chartex" xmlns:cx2="http://schemas.microsoft.com/office/drawing/2015/10/21/chartex" xmlns:cx3="http://schemas.microsoft.com/office/drawing/2016/5/9/chartex" xmlns:cx4="http://schemas.microsoft.com/office/drawing/2016/5/10/chartex" xmlns:cx5="http://schemas.microsoft.com/office/drawing/2016/5/11/chartex" xmlns:cx6="http://schemas.microsoft.com/office/drawing/2016/5/12/chartex" xmlns:cx7="http://schemas.microsoft.com/office/drawing/2016/5/13/chartex" xmlns:cx8="http://schemas.microsoft.com/office/drawing/2016/5/14/chartex" xmlns:aink="http://schemas.microsoft.com/office/drawing/2016/ink" xmlns:am3d="http://schemas.microsoft.com/office/drawing/2017/model3d" xmlns:w16cid="http://schemas.microsoft.com/office/word/2016/wordml/cid" xmlns:w16se="http://schemas.microsoft.com/office/word/2015/wordml/symex">
           <w:pict>
             <v:shapetype w14:anchorId="73CF8FB0" id="_x0000_t202" coordsize="21600,21600" o:spt="202" path="m,l,21600r21600,l21600,xe">
               <v:stroke joinstyle="miter"/>
@@ -1716,7 +1716,7 @@
             </wp:anchor>
           </w:drawing>
         </mc:Choice>
-        <mc:Fallback xmlns:w16se="http://schemas.microsoft.com/office/word/2015/wordml/symex" xmlns:w16cid="http://schemas.microsoft.com/office/word/2016/wordml/cid" xmlns:am3d="http://schemas.microsoft.com/office/drawing/2017/model3d" xmlns:aink="http://schemas.microsoft.com/office/drawing/2016/ink" xmlns:cx8="http://schemas.microsoft.com/office/drawing/2016/5/14/chartex" xmlns:cx7="http://schemas.microsoft.com/office/drawing/2016/5/13/chartex" xmlns:cx6="http://schemas.microsoft.com/office/drawing/2016/5/12/chartex" xmlns:cx5="http://schemas.microsoft.com/office/drawing/2016/5/11/chartex" xmlns:cx4="http://schemas.microsoft.com/office/drawing/2016/5/10/chartex" xmlns:cx3="http://schemas.microsoft.com/office/drawing/2016/5/9/chartex" xmlns:cx2="http://schemas.microsoft.com/office/drawing/2015/10/21/chartex" xmlns:cx1="http://schemas.microsoft.com/office/drawing/2015/9/8/chartex" xmlns:cx="http://schemas.microsoft.com/office/drawing/2014/chartex">
+        <mc:Fallback xmlns:cx="http://schemas.microsoft.com/office/drawing/2014/chartex" xmlns:cx1="http://schemas.microsoft.com/office/drawing/2015/9/8/chartex" xmlns:cx2="http://schemas.microsoft.com/office/drawing/2015/10/21/chartex" xmlns:cx3="http://schemas.microsoft.com/office/drawing/2016/5/9/chartex" xmlns:cx4="http://schemas.microsoft.com/office/drawing/2016/5/10/chartex" xmlns:cx5="http://schemas.microsoft.com/office/drawing/2016/5/11/chartex" xmlns:cx6="http://schemas.microsoft.com/office/drawing/2016/5/12/chartex" xmlns:cx7="http://schemas.microsoft.com/office/drawing/2016/5/13/chartex" xmlns:cx8="http://schemas.microsoft.com/office/drawing/2016/5/14/chartex" xmlns:aink="http://schemas.microsoft.com/office/drawing/2016/ink" xmlns:am3d="http://schemas.microsoft.com/office/drawing/2017/model3d" xmlns:w16cid="http://schemas.microsoft.com/office/word/2016/wordml/cid" xmlns:w16se="http://schemas.microsoft.com/office/word/2015/wordml/symex">
           <w:pict>
             <v:shapetype w14:anchorId="3BE6167D" id="_x0000_t202" coordsize="21600,21600" o:spt="202" path="m,l,21600r21600,l21600,xe">
               <v:stroke joinstyle="miter"/>
